--- a/รายงาน_เอกสารอ้างอิง_Line-Guard.docx
+++ b/รายงาน_เอกสารอ้างอิง_Line-Guard.docx
@@ -1374,7 +1374,7 @@
           <w:sz w:val="32"/>
           <w:szCs w:val="32"/>
         </w:rPr>
-        <w:t>จึงเป็นเหตุผลรองรับการแก้ด้วยวิธีครอบภาพทีละลาง (บทที่ 7 หัวข้อ 7.4 · บทที่ 8 หัวข้อ 8.2)</w:t>
+        <w:t>จึงเป็นเหตุผลรองรับการแก้ด้วยวิธีครอบภาพทีละลัง (บทที่ 7 หัวข้อ 7.4 · บทที่ 8 หัวข้อ 8.2)</w:t>
       </w:r>
     </w:p>
     <w:p/>

--- a/รายงาน_เอกสารอ้างอิง_Line-Guard.docx
+++ b/รายงาน_เอกสารอ้างอิง_Line-Guard.docx
@@ -401,6 +401,94 @@
         <w:t>ยังไม่มีบทความตีพิมพ์ของตัวเอง การอ้างจึงต้องระบุตามความเป็นจริง</w:t>
       </w:r>
     </w:p>
+    <w:p>
+      <w:r>
+        <w:rPr>
+          <w:rFonts w:ascii="TH Sarabun New" w:hAnsi="TH Sarabun New" w:cs="TH Sarabun New"/>
+          <w:b w:val="0"/>
+          <w:sz w:val="32"/>
+          <w:szCs w:val="32"/>
+        </w:rPr>
+        <w:t>&gt;</w:t>
+      </w:r>
+    </w:p>
+    <w:p>
+      <w:pPr>
+        <w:ind w:left="504"/>
+      </w:pPr>
+      <w:r>
+        <w:rPr>
+          <w:rFonts w:ascii="TH Sarabun New" w:hAnsi="TH Sarabun New" w:cs="TH Sarabun New"/>
+          <w:b w:val="0"/>
+          <w:i/>
+          <w:sz w:val="30"/>
+          <w:szCs w:val="30"/>
+        </w:rPr>
+        <w:t xml:space="preserve">รายการนี้คัดเฉพาะสิ่งที่ </w:t>
+      </w:r>
+      <w:r>
+        <w:rPr>
+          <w:rFonts w:ascii="TH Sarabun New" w:hAnsi="TH Sarabun New" w:cs="TH Sarabun New"/>
+          <w:b/>
+          <w:i/>
+          <w:sz w:val="30"/>
+          <w:szCs w:val="30"/>
+          <w:bCs/>
+        </w:rPr>
+        <w:t>เป็นแกนของระบบ</w:t>
+      </w:r>
+      <w:r>
+        <w:rPr>
+          <w:rFonts w:ascii="TH Sarabun New" w:hAnsi="TH Sarabun New" w:cs="TH Sarabun New"/>
+          <w:b w:val="0"/>
+          <w:i/>
+          <w:sz w:val="30"/>
+          <w:szCs w:val="30"/>
+        </w:rPr>
+        <w:t xml:space="preserve"> หรือ </w:t>
+      </w:r>
+      <w:r>
+        <w:rPr>
+          <w:rFonts w:ascii="TH Sarabun New" w:hAnsi="TH Sarabun New" w:cs="TH Sarabun New"/>
+          <w:b/>
+          <w:i/>
+          <w:sz w:val="30"/>
+          <w:szCs w:val="30"/>
+          <w:bCs/>
+        </w:rPr>
+        <w:t>รองรับข้อความในรายงานโดยตรง</w:t>
+      </w:r>
+    </w:p>
+    <w:p>
+      <w:pPr>
+        <w:ind w:left="504"/>
+      </w:pPr>
+      <w:r>
+        <w:rPr>
+          <w:rFonts w:ascii="TH Sarabun New" w:hAnsi="TH Sarabun New" w:cs="TH Sarabun New"/>
+          <w:b w:val="0"/>
+          <w:i/>
+          <w:sz w:val="30"/>
+          <w:szCs w:val="30"/>
+        </w:rPr>
+        <w:t>ส่วนไลบรารีและบริการพื้นฐานที่ไม่ใช่สาระของงาน (ไลบรารีประมวลผลภาพทั่วไป บริการเช่าเครื่อง</w:t>
+      </w:r>
+    </w:p>
+    <w:p>
+      <w:pPr>
+        <w:ind w:left="504"/>
+      </w:pPr>
+      <w:r>
+        <w:rPr>
+          <w:rFonts w:ascii="TH Sarabun New" w:hAnsi="TH Sarabun New" w:cs="TH Sarabun New"/>
+          <w:b w:val="0"/>
+          <w:i/>
+          <w:sz w:val="30"/>
+          <w:szCs w:val="30"/>
+        </w:rPr>
+        <w:t>แหล่งดาวน์โหลดน้ำหนัก ตัวกลางเรียก API) ระบุไว้ในบทที่ 5 หัวข้อ 5.3 แล้ว ไม่นำมาอ้างซ้ำที่นี่</w:t>
+      </w:r>
+    </w:p>
     <w:p/>
     <w:p>
       <w:r>
@@ -411,7 +499,7 @@
           <w:szCs w:val="36"/>
           <w:bCs/>
         </w:rPr>
-        <w:t>แบบจำลองที่ใช้ในผลงาน</w:t>
+        <w:t>แบบจำลองและซอฟต์แวร์ที่เป็นแกนของระบบ</w:t>
       </w:r>
     </w:p>
     <w:p/>
@@ -592,7 +680,18 @@
           <w:sz w:val="32"/>
           <w:szCs w:val="32"/>
         </w:rPr>
-        <w:t xml:space="preserve"> แต่ใช้อธิบายที่มาของสถาปัตยกรรมและเหตุผลที่เลือกตระกูลนี้</w:t>
+        <w:t xml:space="preserve"> แต่เป็นเอกสารวิชาการที่ใกล้ที่สุด ใช้อธิบายที่มาของสถาปัตยกรรม</w:t>
+      </w:r>
+    </w:p>
+    <w:p>
+      <w:r>
+        <w:rPr>
+          <w:rFonts w:ascii="TH Sarabun New" w:hAnsi="TH Sarabun New" w:cs="TH Sarabun New"/>
+          <w:b w:val="0"/>
+          <w:sz w:val="32"/>
+          <w:szCs w:val="32"/>
+        </w:rPr>
+        <w:t>และเหตุผลที่เลือกแบบจำลองตระกูลนี้แทนแบบจำลองภาษาและภาพทั่วไป</w:t>
       </w:r>
     </w:p>
     <w:p/>
@@ -637,7 +736,18 @@
           <w:sz w:val="32"/>
           <w:szCs w:val="32"/>
         </w:rPr>
-        <w:t xml:space="preserve">และสรุปภาพรวมขั้นตอนการทำงาน · รุ่นที่ใช้จริงคือ </w:t>
+        <w:t>ตัดสินระดับความรุนแรง และสรุปภาพรวมขั้นตอนการทำงาน</w:t>
+      </w:r>
+    </w:p>
+    <w:p>
+      <w:r>
+        <w:rPr>
+          <w:rFonts w:ascii="TH Sarabun New" w:hAnsi="TH Sarabun New" w:cs="TH Sarabun New"/>
+          <w:b w:val="0"/>
+          <w:sz w:val="32"/>
+          <w:szCs w:val="32"/>
+        </w:rPr>
+        <w:t xml:space="preserve">รุ่นที่ใช้จริงคือ </w:t>
       </w:r>
       <w:r>
         <w:rPr>
@@ -648,8 +758,6 @@
         </w:rPr>
         <w:t>anthropic/claude-opus-4.8</w:t>
       </w:r>
-    </w:p>
-    <w:p>
       <w:r>
         <w:rPr>
           <w:rFonts w:ascii="TH Sarabun New" w:hAnsi="TH Sarabun New" w:cs="TH Sarabun New"/>
@@ -657,8 +765,10 @@
           <w:sz w:val="32"/>
           <w:szCs w:val="32"/>
         </w:rPr>
-        <w:t xml:space="preserve">เรียกผ่านบริการตามรายการ [4] · บันทึกไว้ในไฟล์ผลลัพธ์ที่ฟิลด์ </w:t>
+        <w:t xml:space="preserve"> · บันทึกไว้ในไฟล์ผลลัพธ์ที่ฟิลด์</w:t>
       </w:r>
+    </w:p>
+    <w:p>
       <w:r>
         <w:rPr>
           <w:rFonts w:ascii="Courier New" w:hAnsi="Courier New" w:cs="Courier New"/>
@@ -668,8 +778,6 @@
         </w:rPr>
         <w:t>generated_by.safety_analysis.model</w:t>
       </w:r>
-    </w:p>
-    <w:p>
       <w:r>
         <w:rPr>
           <w:rFonts w:ascii="TH Sarabun New" w:hAnsi="TH Sarabun New" w:cs="TH Sarabun New"/>
@@ -677,7 +785,7 @@
           <w:sz w:val="32"/>
           <w:szCs w:val="32"/>
         </w:rPr>
-        <w:t>เพื่อให้ตรวจย้อนได้ว่าผลมาจากรุ่นใด</w:t>
+        <w:t xml:space="preserve"> เพื่อให้ตรวจย้อนได้ว่าผลมาจากรุ่นใด</w:t>
       </w:r>
     </w:p>
     <w:p/>
@@ -689,7 +797,7 @@
           <w:sz w:val="32"/>
           <w:szCs w:val="32"/>
         </w:rPr>
-        <w:t>[4] OpenRouter. *OpenRouter API* [บริการ]. https://openrouter.ai</w:t>
+        <w:t>[4] vLLM Project. *vLLM* [ซอฟต์แวร์]. https://github.com/vllm-project/vllm</w:t>
       </w:r>
     </w:p>
     <w:p>
@@ -700,7 +808,93 @@
           <w:sz w:val="32"/>
           <w:szCs w:val="32"/>
         </w:rPr>
-        <w:t>— บริการตัวกลางสำหรับเรียกแบบจำลองภาษาในรายการ [3] · เป็นบริการเชิงพาณิชย์</w:t>
+        <w:t>— ระบบให้บริการแบบจำลองตามรายการ [1] (เวอร์ชัน 0.25.0) · สัญญาอนุญาต Apache-2.0</w:t>
+      </w:r>
+    </w:p>
+    <w:p>
+      <w:r>
+        <w:rPr>
+          <w:rFonts w:ascii="TH Sarabun New" w:hAnsi="TH Sarabun New" w:cs="TH Sarabun New"/>
+          <w:b w:val="0"/>
+          <w:sz w:val="32"/>
+          <w:szCs w:val="32"/>
+        </w:rPr>
+        <w:t>เป็นตัวที่ทำให้แบ่งงานลงการ์ดจอสองใบแบบขนานได้ · แนวคิดเบื้องหลังตามรายการ [6]</w:t>
+      </w:r>
+    </w:p>
+    <w:p/>
+    <w:p>
+      <w:r>
+        <w:rPr>
+          <w:rFonts w:ascii="TH Sarabun New" w:hAnsi="TH Sarabun New" w:cs="TH Sarabun New"/>
+          <w:b w:val="0"/>
+          <w:sz w:val="32"/>
+          <w:szCs w:val="32"/>
+        </w:rPr>
+        <w:t>[5] Siow, E. *edsr-base* [model card]. Hugging Face.</w:t>
+      </w:r>
+    </w:p>
+    <w:p>
+      <w:r>
+        <w:rPr>
+          <w:rFonts w:ascii="TH Sarabun New" w:hAnsi="TH Sarabun New" w:cs="TH Sarabun New"/>
+          <w:b w:val="0"/>
+          <w:sz w:val="32"/>
+          <w:szCs w:val="32"/>
+        </w:rPr>
+        <w:t>https://huggingface.co/eugenesiow/edsr-base</w:t>
+      </w:r>
+    </w:p>
+    <w:p>
+      <w:r>
+        <w:rPr>
+          <w:rFonts w:ascii="TH Sarabun New" w:hAnsi="TH Sarabun New" w:cs="TH Sarabun New"/>
+          <w:b w:val="0"/>
+          <w:sz w:val="32"/>
+          <w:szCs w:val="32"/>
+        </w:rPr>
+        <w:t xml:space="preserve">— </w:t>
+      </w:r>
+      <w:r>
+        <w:rPr>
+          <w:rFonts w:ascii="TH Sarabun New" w:hAnsi="TH Sarabun New" w:cs="TH Sarabun New"/>
+          <w:b/>
+          <w:sz w:val="32"/>
+          <w:szCs w:val="32"/>
+          <w:bCs/>
+        </w:rPr>
+        <w:t>น้ำหนักแบบจำลองขยายภาพที่โครงงานนี้เรียกใช้จริง</w:t>
+      </w:r>
+      <w:r>
+        <w:rPr>
+          <w:rFonts w:ascii="TH Sarabun New" w:hAnsi="TH Sarabun New" w:cs="TH Sarabun New"/>
+          <w:b w:val="0"/>
+          <w:sz w:val="32"/>
+          <w:szCs w:val="32"/>
+        </w:rPr>
+        <w:t xml:space="preserve"> (scale = 4) · สัญญาอนุญาต Apache-2.0</w:t>
+      </w:r>
+    </w:p>
+    <w:p>
+      <w:r>
+        <w:rPr>
+          <w:rFonts w:ascii="TH Sarabun New" w:hAnsi="TH Sarabun New" w:cs="TH Sarabun New"/>
+          <w:b w:val="0"/>
+          <w:sz w:val="32"/>
+          <w:szCs w:val="32"/>
+        </w:rPr>
+        <w:t>ใช้ขยายภาพเฉพาะส่วนศีรษะก่อนส่งให้แบบจำลองตรวจหน้ากาก ซึ่งทำให้อัตราการตรวจพบ</w:t>
+      </w:r>
+    </w:p>
+    <w:p>
+      <w:r>
+        <w:rPr>
+          <w:rFonts w:ascii="TH Sarabun New" w:hAnsi="TH Sarabun New" w:cs="TH Sarabun New"/>
+          <w:b w:val="0"/>
+          <w:sz w:val="32"/>
+          <w:szCs w:val="32"/>
+        </w:rPr>
+        <w:t>เพิ่มจาก 23% เป็น 80% (บทที่ 7 หัวข้อ 7.2) · วิธีการเบื้องหลังตามรายการ [7]</w:t>
       </w:r>
     </w:p>
     <w:p/>
@@ -713,7 +907,7 @@
           <w:szCs w:val="36"/>
           <w:bCs/>
         </w:rPr>
-        <w:t>แบบจำลองที่นำมาเปรียบเทียบ</w:t>
+        <w:t>ทฤษฎีและงานวิจัยที่รองรับข้อความในรายงาน</w:t>
       </w:r>
     </w:p>
     <w:p/>
@@ -725,7 +919,7 @@
           <w:sz w:val="32"/>
           <w:szCs w:val="32"/>
         </w:rPr>
-        <w:t>[5] Qwen Team, Alibaba. *Qwen3-VL-8B-Instruct* [model card]. Hugging Face.</w:t>
+        <w:t>[6] Kwon, W., Li, Z., Zhuang, S., Sheng, Y., Zheng, L., Yu, C. H., Gonzalez, J. E.,</w:t>
       </w:r>
     </w:p>
     <w:p>
@@ -736,7 +930,7 @@
           <w:sz w:val="32"/>
           <w:szCs w:val="32"/>
         </w:rPr>
-        <w:t>https://huggingface.co/Qwen/Qwen3-VL-8B-Instruct</w:t>
+        <w:t>Zhang, H., &amp; Stoica, I. (2023). *Efficient Memory Management for Large Language Model</w:t>
       </w:r>
     </w:p>
     <w:p>
@@ -747,7 +941,7 @@
           <w:sz w:val="32"/>
           <w:szCs w:val="32"/>
         </w:rPr>
-        <w:t>— แบบจำลองที่นำมาเทียบตอนเลือกแบบจำลอง (บทที่ 7 หัวข้อ 7.6)</w:t>
+        <w:t>Serving with PagedAttention.* In Proceedings of the 29th Symposium on Operating Systems</w:t>
       </w:r>
     </w:p>
     <w:p>
@@ -758,26 +952,7 @@
           <w:sz w:val="32"/>
           <w:szCs w:val="32"/>
         </w:rPr>
-        <w:t xml:space="preserve">ผลคือตรวจพบ 62% และ </w:t>
-      </w:r>
-      <w:r>
-        <w:rPr>
-          <w:rFonts w:ascii="TH Sarabun New" w:hAnsi="TH Sarabun New" w:cs="TH Sarabun New"/>
-          <w:b/>
-          <w:sz w:val="32"/>
-          <w:szCs w:val="32"/>
-          <w:bCs/>
-        </w:rPr>
-        <w:t>ตรวจไม่พบเหตุเกือบเกิดอุบัติเหตุ</w:t>
-      </w:r>
-      <w:r>
-        <w:rPr>
-          <w:rFonts w:ascii="TH Sarabun New" w:hAnsi="TH Sarabun New" w:cs="TH Sarabun New"/>
-          <w:b w:val="0"/>
-          <w:sz w:val="32"/>
-          <w:szCs w:val="32"/>
-        </w:rPr>
-        <w:t xml:space="preserve"> ขณะที่ Cosmos ตรวจพบ</w:t>
+        <w:t>Principles (SOSP '23). https://doi.org/10.1145/3600006.3613165</w:t>
       </w:r>
     </w:p>
     <w:p>
@@ -788,7 +963,50 @@
           <w:sz w:val="32"/>
           <w:szCs w:val="32"/>
         </w:rPr>
-        <w:t>ซึ่งเป็นจุดชี้ขาดในการเลือก</w:t>
+        <w:t>arXiv:2309.06180. https://arxiv.org/abs/2309.06180</w:t>
+      </w:r>
+    </w:p>
+    <w:p>
+      <w:r>
+        <w:rPr>
+          <w:rFonts w:ascii="TH Sarabun New" w:hAnsi="TH Sarabun New" w:cs="TH Sarabun New"/>
+          <w:b w:val="0"/>
+          <w:sz w:val="32"/>
+          <w:szCs w:val="32"/>
+        </w:rPr>
+        <w:t>— บทความต้นทางของ vLLM ตามรายการ [4] อธิบายกลไกการรวบคำขอที่เข้ามาพร้อมกันเป็นกลุ่ม</w:t>
+      </w:r>
+    </w:p>
+    <w:p>
+      <w:r>
+        <w:rPr>
+          <w:rFonts w:ascii="TH Sarabun New" w:hAnsi="TH Sarabun New" w:cs="TH Sarabun New"/>
+          <w:b w:val="0"/>
+          <w:sz w:val="32"/>
+          <w:szCs w:val="32"/>
+        </w:rPr>
+        <w:t xml:space="preserve">เพื่อเพิ่มปริมาณงาน ซึ่งเป็น </w:t>
+      </w:r>
+      <w:r>
+        <w:rPr>
+          <w:rFonts w:ascii="TH Sarabun New" w:hAnsi="TH Sarabun New" w:cs="TH Sarabun New"/>
+          <w:b/>
+          <w:sz w:val="32"/>
+          <w:szCs w:val="32"/>
+          <w:bCs/>
+        </w:rPr>
+        <w:t>เหตุผลเชิงระบบที่ทำให้คำตอบไม่คงที่แม้สั่งไม่ให้สุ่ม</w:t>
+      </w:r>
+    </w:p>
+    <w:p>
+      <w:r>
+        <w:rPr>
+          <w:rFonts w:ascii="TH Sarabun New" w:hAnsi="TH Sarabun New" w:cs="TH Sarabun New"/>
+          <w:b w:val="0"/>
+          <w:sz w:val="32"/>
+          <w:szCs w:val="32"/>
+        </w:rPr>
+        <w:t>ตามที่พบในบทที่ 7 หัวข้อ 7.8 และอธิบายไว้ในบทที่ 8 หัวข้อ 8.4</w:t>
       </w:r>
     </w:p>
     <w:p/>
@@ -800,7 +1018,7 @@
           <w:sz w:val="32"/>
           <w:szCs w:val="32"/>
         </w:rPr>
-        <w:t>[6] Qwen Team. (2025). *Qwen3 Technical Report.* arXiv:2505.09388.</w:t>
+        <w:t>[7] Lim, B., Son, S., Kim, H., Nah, S., &amp; Lee, K. M. (2017). *Enhanced Deep Residual Networks</w:t>
       </w:r>
     </w:p>
     <w:p>
@@ -811,7 +1029,7 @@
           <w:sz w:val="32"/>
           <w:szCs w:val="32"/>
         </w:rPr>
-        <w:t>https://arxiv.org/abs/2505.09388</w:t>
+        <w:t>for Single Image Super-Resolution.* In IEEE Conference on Computer Vision and Pattern</w:t>
       </w:r>
     </w:p>
     <w:p>
@@ -822,20 +1040,40 @@
           <w:sz w:val="32"/>
           <w:szCs w:val="32"/>
         </w:rPr>
-        <w:t>— เอกสารเทคนิคหลักที่ model card ตามรายการ [5] อ้างถึง</w:t>
+        <w:t>Recognition Workshops (CVPRW), pp. 1132–1140.</w:t>
       </w:r>
     </w:p>
-    <w:p/>
     <w:p>
       <w:r>
         <w:rPr>
           <w:rFonts w:ascii="TH Sarabun New" w:hAnsi="TH Sarabun New" w:cs="TH Sarabun New"/>
-          <w:b/>
-          <w:sz w:val="36"/>
-          <w:szCs w:val="36"/>
-          <w:bCs/>
+          <w:b w:val="0"/>
+          <w:sz w:val="32"/>
+          <w:szCs w:val="32"/>
         </w:rPr>
-        <w:t>ทฤษฎีและเทคนิคที่ใช้อธิบายการทำงาน</w:t>
+        <w:t>https://openaccess.thecvf.com/content_cvpr_2017_workshops/w12/papers/Lim_Enhanced_Deep_Residual_CVPR_2017_paper.pdf</w:t>
+      </w:r>
+    </w:p>
+    <w:p>
+      <w:r>
+        <w:rPr>
+          <w:rFonts w:ascii="TH Sarabun New" w:hAnsi="TH Sarabun New" w:cs="TH Sarabun New"/>
+          <w:b w:val="0"/>
+          <w:sz w:val="32"/>
+          <w:szCs w:val="32"/>
+        </w:rPr>
+        <w:t>— วิธีการขยายภาพด้วยแบบจำลอง (EDSR) ซึ่งเป็นเบื้องหลังของน้ำหนักตามรายการ [5]</w:t>
+      </w:r>
+    </w:p>
+    <w:p>
+      <w:r>
+        <w:rPr>
+          <w:rFonts w:ascii="TH Sarabun New" w:hAnsi="TH Sarabun New" w:cs="TH Sarabun New"/>
+          <w:b w:val="0"/>
+          <w:sz w:val="32"/>
+          <w:szCs w:val="32"/>
+        </w:rPr>
+        <w:t>อธิบายว่าทำไมการขยายภาพแบบนี้จึงเพิ่มรายละเอียดได้ ต่างจากการยืดภาพธรรมดา</w:t>
       </w:r>
     </w:p>
     <w:p/>
@@ -847,7 +1085,7 @@
           <w:sz w:val="32"/>
           <w:szCs w:val="32"/>
         </w:rPr>
-        <w:t>[7] Dosovitskiy, A., Beyer, L., Kolesnikov, A., Weissenborn, D., Zhai, X., Unterthiner, T.,</w:t>
+        <w:t>[8] Dosovitskiy, A., Beyer, L., Kolesnikov, A., Weissenborn, D., Zhai, X., Unterthiner, T.,</w:t>
       </w:r>
     </w:p>
     <w:p>
@@ -923,7 +1161,7 @@
           <w:sz w:val="32"/>
           <w:szCs w:val="32"/>
         </w:rPr>
-        <w:t>ซึ่งเป็นหลักการที่หัวข้อ 5.2.2 ใช้อธิบายว่าแบบจำลองไม่ได้ "ดูรูป" แบบที่คนดู</w:t>
+        <w:t>ซึ่งเป็นหลักการที่บทที่ 5 หัวข้อ 5.2.2 ใช้อธิบายว่าแบบจำลองไม่ได้ "ดูรูป" แบบที่คนดู</w:t>
       </w:r>
     </w:p>
     <w:p>
@@ -957,263 +1195,7 @@
           <w:sz w:val="32"/>
           <w:szCs w:val="32"/>
         </w:rPr>
-        <w:t>[8] Kwon, W., Li, Z., Zhuang, S., Sheng, Y., Zheng, L., Yu, C. H., Gonzalez, J. E.,</w:t>
-      </w:r>
-    </w:p>
-    <w:p>
-      <w:r>
-        <w:rPr>
-          <w:rFonts w:ascii="TH Sarabun New" w:hAnsi="TH Sarabun New" w:cs="TH Sarabun New"/>
-          <w:b w:val="0"/>
-          <w:sz w:val="32"/>
-          <w:szCs w:val="32"/>
-        </w:rPr>
-        <w:t>Zhang, H., &amp; Stoica, I. (2023). *Efficient Memory Management for Large Language Model</w:t>
-      </w:r>
-    </w:p>
-    <w:p>
-      <w:r>
-        <w:rPr>
-          <w:rFonts w:ascii="TH Sarabun New" w:hAnsi="TH Sarabun New" w:cs="TH Sarabun New"/>
-          <w:b w:val="0"/>
-          <w:sz w:val="32"/>
-          <w:szCs w:val="32"/>
-        </w:rPr>
-        <w:t>Serving with PagedAttention.* In Proceedings of the 29th Symposium on Operating Systems</w:t>
-      </w:r>
-    </w:p>
-    <w:p>
-      <w:r>
-        <w:rPr>
-          <w:rFonts w:ascii="TH Sarabun New" w:hAnsi="TH Sarabun New" w:cs="TH Sarabun New"/>
-          <w:b w:val="0"/>
-          <w:sz w:val="32"/>
-          <w:szCs w:val="32"/>
-        </w:rPr>
-        <w:t>Principles (SOSP '23). https://doi.org/10.1145/3600006.3613165</w:t>
-      </w:r>
-    </w:p>
-    <w:p>
-      <w:r>
-        <w:rPr>
-          <w:rFonts w:ascii="TH Sarabun New" w:hAnsi="TH Sarabun New" w:cs="TH Sarabun New"/>
-          <w:b w:val="0"/>
-          <w:sz w:val="32"/>
-          <w:szCs w:val="32"/>
-        </w:rPr>
-        <w:t>arXiv:2309.06180. https://arxiv.org/abs/2309.06180</w:t>
-      </w:r>
-    </w:p>
-    <w:p>
-      <w:r>
-        <w:rPr>
-          <w:rFonts w:ascii="TH Sarabun New" w:hAnsi="TH Sarabun New" w:cs="TH Sarabun New"/>
-          <w:b w:val="0"/>
-          <w:sz w:val="32"/>
-          <w:szCs w:val="32"/>
-        </w:rPr>
-        <w:t>— ที่มาของ vLLM ซึ่งใช้ให้บริการแบบจำลองในโครงงานนี้ (เวอร์ชัน 0.25.0)</w:t>
-      </w:r>
-    </w:p>
-    <w:p>
-      <w:r>
-        <w:rPr>
-          <w:rFonts w:ascii="TH Sarabun New" w:hAnsi="TH Sarabun New" w:cs="TH Sarabun New"/>
-          <w:b w:val="0"/>
-          <w:sz w:val="32"/>
-          <w:szCs w:val="32"/>
-        </w:rPr>
-        <w:t>บทความนี้อธิบายกลไกการรวบคำขอเป็นกลุ่มเพื่อเพิ่มปริมาณงาน ซึ่งเป็น**เหตุผลเชิงระบบ</w:t>
-      </w:r>
-    </w:p>
-    <w:p>
-      <w:r>
-        <w:rPr>
-          <w:rFonts w:ascii="TH Sarabun New" w:hAnsi="TH Sarabun New" w:cs="TH Sarabun New"/>
-          <w:b w:val="0"/>
-          <w:sz w:val="32"/>
-          <w:szCs w:val="32"/>
-        </w:rPr>
-        <w:t>ที่ทำให้คำตอบไม่คงที่แม้สั่งไม่ให้สุ่ม** ตามที่พบในบทที่ 7 หัวข้อ 7.8 และบทที่ 8 หัวข้อ 8.4</w:t>
-      </w:r>
-    </w:p>
-    <w:p/>
-    <w:p>
-      <w:r>
-        <w:rPr>
-          <w:rFonts w:ascii="TH Sarabun New" w:hAnsi="TH Sarabun New" w:cs="TH Sarabun New"/>
-          <w:b w:val="0"/>
-          <w:sz w:val="32"/>
-          <w:szCs w:val="32"/>
-        </w:rPr>
-        <w:t>[9] Lim, B., Son, S., Kim, H., Nah, S., &amp; Lee, K. M. (2017). *Enhanced Deep Residual Networks</w:t>
-      </w:r>
-    </w:p>
-    <w:p>
-      <w:r>
-        <w:rPr>
-          <w:rFonts w:ascii="TH Sarabun New" w:hAnsi="TH Sarabun New" w:cs="TH Sarabun New"/>
-          <w:b w:val="0"/>
-          <w:sz w:val="32"/>
-          <w:szCs w:val="32"/>
-        </w:rPr>
-        <w:t>for Single Image Super-Resolution.* In IEEE Conference on Computer Vision and Pattern</w:t>
-      </w:r>
-    </w:p>
-    <w:p>
-      <w:r>
-        <w:rPr>
-          <w:rFonts w:ascii="TH Sarabun New" w:hAnsi="TH Sarabun New" w:cs="TH Sarabun New"/>
-          <w:b w:val="0"/>
-          <w:sz w:val="32"/>
-          <w:szCs w:val="32"/>
-        </w:rPr>
-        <w:t>Recognition Workshops (CVPRW), pp. 1132–1140.</w:t>
-      </w:r>
-    </w:p>
-    <w:p>
-      <w:r>
-        <w:rPr>
-          <w:rFonts w:ascii="TH Sarabun New" w:hAnsi="TH Sarabun New" w:cs="TH Sarabun New"/>
-          <w:b w:val="0"/>
-          <w:sz w:val="32"/>
-          <w:szCs w:val="32"/>
-        </w:rPr>
-        <w:t>https://openaccess.thecvf.com/content_cvpr_2017_workshops/w12/papers/Lim_Enhanced_Deep_Residual_CVPR_2017_paper.pdf</w:t>
-      </w:r>
-    </w:p>
-    <w:p>
-      <w:r>
-        <w:rPr>
-          <w:rFonts w:ascii="TH Sarabun New" w:hAnsi="TH Sarabun New" w:cs="TH Sarabun New"/>
-          <w:b w:val="0"/>
-          <w:sz w:val="32"/>
-          <w:szCs w:val="32"/>
-        </w:rPr>
-        <w:t>— EDSR ซึ่งใช้ขยายภาพศีรษะ 4 เท่าก่อนส่งให้แบบจำลองตรวจหน้ากาก</w:t>
-      </w:r>
-    </w:p>
-    <w:p>
-      <w:r>
-        <w:rPr>
-          <w:rFonts w:ascii="TH Sarabun New" w:hAnsi="TH Sarabun New" w:cs="TH Sarabun New"/>
-          <w:b w:val="0"/>
-          <w:sz w:val="32"/>
-          <w:szCs w:val="32"/>
-        </w:rPr>
-        <w:t>เป็นกลไกที่ทำให้อัตราการตรวจพบหน้ากากเพิ่มจาก 23% เป็น 80% (บทที่ 7 หัวข้อ 7.2)</w:t>
-      </w:r>
-    </w:p>
-    <w:p/>
-    <w:p>
-      <w:r>
-        <w:rPr>
-          <w:rFonts w:ascii="TH Sarabun New" w:hAnsi="TH Sarabun New" w:cs="TH Sarabun New"/>
-          <w:b w:val="0"/>
-          <w:sz w:val="32"/>
-          <w:szCs w:val="32"/>
-        </w:rPr>
-        <w:t>[10] Siow, E. *edsr-base* [model card]. Hugging Face.</w:t>
-      </w:r>
-    </w:p>
-    <w:p>
-      <w:r>
-        <w:rPr>
-          <w:rFonts w:ascii="TH Sarabun New" w:hAnsi="TH Sarabun New" w:cs="TH Sarabun New"/>
-          <w:b w:val="0"/>
-          <w:sz w:val="32"/>
-          <w:szCs w:val="32"/>
-        </w:rPr>
-        <w:t>https://huggingface.co/eugenesiow/edsr-base</w:t>
-      </w:r>
-    </w:p>
-    <w:p>
-      <w:r>
-        <w:rPr>
-          <w:rFonts w:ascii="TH Sarabun New" w:hAnsi="TH Sarabun New" w:cs="TH Sarabun New"/>
-          <w:b w:val="0"/>
-          <w:sz w:val="32"/>
-          <w:szCs w:val="32"/>
-        </w:rPr>
-        <w:t xml:space="preserve">— </w:t>
-      </w:r>
-      <w:r>
-        <w:rPr>
-          <w:rFonts w:ascii="TH Sarabun New" w:hAnsi="TH Sarabun New" w:cs="TH Sarabun New"/>
-          <w:b/>
-          <w:sz w:val="32"/>
-          <w:szCs w:val="32"/>
-          <w:bCs/>
-        </w:rPr>
-        <w:t>น้ำหนักแบบจำลอง EDSR ชุดที่โครงงานนี้เรียกใช้จริง</w:t>
-      </w:r>
-      <w:r>
-        <w:rPr>
-          <w:rFonts w:ascii="TH Sarabun New" w:hAnsi="TH Sarabun New" w:cs="TH Sarabun New"/>
-          <w:b w:val="0"/>
-          <w:sz w:val="32"/>
-          <w:szCs w:val="32"/>
-        </w:rPr>
-        <w:t xml:space="preserve"> (scale = 4) · สัญญาอนุญาต Apache-2.0</w:t>
-      </w:r>
-    </w:p>
-    <w:p>
-      <w:r>
-        <w:rPr>
-          <w:rFonts w:ascii="TH Sarabun New" w:hAnsi="TH Sarabun New" w:cs="TH Sarabun New"/>
-          <w:b w:val="0"/>
-          <w:sz w:val="32"/>
-          <w:szCs w:val="32"/>
-        </w:rPr>
-        <w:t>เรียกผ่านไลบรารีตามรายการ [11]</w:t>
-      </w:r>
-    </w:p>
-    <w:p/>
-    <w:p>
-      <w:r>
-        <w:rPr>
-          <w:rFonts w:ascii="TH Sarabun New" w:hAnsi="TH Sarabun New" w:cs="TH Sarabun New"/>
-          <w:b w:val="0"/>
-          <w:sz w:val="32"/>
-          <w:szCs w:val="32"/>
-        </w:rPr>
-        <w:t>[11] Siow, E. *super-image* [ไลบรารีซอฟต์แวร์]. https://github.com/eugenesiow/super-image</w:t>
-      </w:r>
-    </w:p>
-    <w:p>
-      <w:r>
-        <w:rPr>
-          <w:rFonts w:ascii="TH Sarabun New" w:hAnsi="TH Sarabun New" w:cs="TH Sarabun New"/>
-          <w:b w:val="0"/>
-          <w:sz w:val="32"/>
-          <w:szCs w:val="32"/>
-        </w:rPr>
-        <w:t>— ไลบรารีที่ห่อหุ้มแบบจำลองขยายภาพตามรายการ [10] ให้เรียกใช้ได้ · สัญญาอนุญาต Apache-2.0</w:t>
-      </w:r>
-    </w:p>
-    <w:p/>
-    <w:p>
-      <w:r>
-        <w:rPr>
-          <w:rFonts w:ascii="TH Sarabun New" w:hAnsi="TH Sarabun New" w:cs="TH Sarabun New"/>
-          <w:b/>
-          <w:sz w:val="36"/>
-          <w:szCs w:val="36"/>
-          <w:bCs/>
-        </w:rPr>
-        <w:t>งานวิจัยที่รองรับข้อค้นพบเรื่องการจับคู่ป้ายกับวัตถุ</w:t>
-      </w:r>
-    </w:p>
-    <w:p/>
-    <w:p>
-      <w:r>
-        <w:rPr>
-          <w:rFonts w:ascii="TH Sarabun New" w:hAnsi="TH Sarabun New" w:cs="TH Sarabun New"/>
-          <w:b w:val="0"/>
-          <w:sz w:val="32"/>
-          <w:szCs w:val="32"/>
-        </w:rPr>
-        <w:t>[12] Yuksekgonul, M., Bianchi, F., Kalluri, P., Jurafsky, D., &amp; Zou, J. (2023).</w:t>
+        <w:t>[9] Yuksekgonul, M., Bianchi, F., Kalluri, P., Jurafsky, D., &amp; Zou, J. (2023).</w:t>
       </w:r>
     </w:p>
     <w:p>
@@ -1387,6 +1369,94 @@
           <w:szCs w:val="36"/>
           <w:bCs/>
         </w:rPr>
+        <w:t>แบบจำลองที่นำมาเปรียบเทียบ</w:t>
+      </w:r>
+    </w:p>
+    <w:p/>
+    <w:p>
+      <w:r>
+        <w:rPr>
+          <w:rFonts w:ascii="TH Sarabun New" w:hAnsi="TH Sarabun New" w:cs="TH Sarabun New"/>
+          <w:b w:val="0"/>
+          <w:sz w:val="32"/>
+          <w:szCs w:val="32"/>
+        </w:rPr>
+        <w:t>[10] Qwen Team, Alibaba. *Qwen3-VL-8B-Instruct* [model card]. Hugging Face.</w:t>
+      </w:r>
+    </w:p>
+    <w:p>
+      <w:r>
+        <w:rPr>
+          <w:rFonts w:ascii="TH Sarabun New" w:hAnsi="TH Sarabun New" w:cs="TH Sarabun New"/>
+          <w:b w:val="0"/>
+          <w:sz w:val="32"/>
+          <w:szCs w:val="32"/>
+        </w:rPr>
+        <w:t>https://huggingface.co/Qwen/Qwen3-VL-8B-Instruct</w:t>
+      </w:r>
+    </w:p>
+    <w:p>
+      <w:r>
+        <w:rPr>
+          <w:rFonts w:ascii="TH Sarabun New" w:hAnsi="TH Sarabun New" w:cs="TH Sarabun New"/>
+          <w:b w:val="0"/>
+          <w:sz w:val="32"/>
+          <w:szCs w:val="32"/>
+        </w:rPr>
+        <w:t>— แบบจำลองที่นำมาเทียบตอนเลือกแบบจำลอง (บทที่ 7 หัวข้อ 7.6)</w:t>
+      </w:r>
+    </w:p>
+    <w:p>
+      <w:r>
+        <w:rPr>
+          <w:rFonts w:ascii="TH Sarabun New" w:hAnsi="TH Sarabun New" w:cs="TH Sarabun New"/>
+          <w:b w:val="0"/>
+          <w:sz w:val="32"/>
+          <w:szCs w:val="32"/>
+        </w:rPr>
+        <w:t xml:space="preserve">ผลคือตรวจพบ 62% และ </w:t>
+      </w:r>
+      <w:r>
+        <w:rPr>
+          <w:rFonts w:ascii="TH Sarabun New" w:hAnsi="TH Sarabun New" w:cs="TH Sarabun New"/>
+          <w:b/>
+          <w:sz w:val="32"/>
+          <w:szCs w:val="32"/>
+          <w:bCs/>
+        </w:rPr>
+        <w:t>ตรวจไม่พบเหตุเกือบเกิดอุบัติเหตุ</w:t>
+      </w:r>
+      <w:r>
+        <w:rPr>
+          <w:rFonts w:ascii="TH Sarabun New" w:hAnsi="TH Sarabun New" w:cs="TH Sarabun New"/>
+          <w:b w:val="0"/>
+          <w:sz w:val="32"/>
+          <w:szCs w:val="32"/>
+        </w:rPr>
+        <w:t xml:space="preserve"> ขณะที่ Cosmos ตรวจพบ</w:t>
+      </w:r>
+    </w:p>
+    <w:p>
+      <w:r>
+        <w:rPr>
+          <w:rFonts w:ascii="TH Sarabun New" w:hAnsi="TH Sarabun New" w:cs="TH Sarabun New"/>
+          <w:b w:val="0"/>
+          <w:sz w:val="32"/>
+          <w:szCs w:val="32"/>
+        </w:rPr>
+        <w:t>ซึ่งเป็นจุดชี้ขาดในการเลือกแบบจำลอง</w:t>
+      </w:r>
+    </w:p>
+    <w:p/>
+    <w:p>
+      <w:r>
+        <w:rPr>
+          <w:rFonts w:ascii="TH Sarabun New" w:hAnsi="TH Sarabun New" w:cs="TH Sarabun New"/>
+          <w:b/>
+          <w:sz w:val="36"/>
+          <w:szCs w:val="36"/>
+          <w:bCs/>
+        </w:rPr>
         <w:t>เทคนิคที่ทดลองแล้วไม่ได้ใช้ในผลงานสุดท้าย</w:t>
       </w:r>
     </w:p>
@@ -1399,7 +1469,7 @@
           <w:sz w:val="32"/>
           <w:szCs w:val="32"/>
         </w:rPr>
-        <w:t>การบันทึกสิ่งที่ทดลองแล้วไม่ผ่าน มีประโยชน์เท่ากับการบันทึกสิ่งที่ใช้ เพราะช่วยให้ผู้พัฒนาต่อ</w:t>
+        <w:t>รายงานกล่าวถึงเทคนิคสองรายการนี้ในบทที่ 5 หัวข้อ 5.3 และบทที่ 9 หัวข้อ 9.4</w:t>
       </w:r>
     </w:p>
     <w:p>
@@ -1410,7 +1480,17 @@
           <w:sz w:val="32"/>
           <w:szCs w:val="32"/>
         </w:rPr>
-        <w:t>ไม่ต้องเสียเวลาลองซ้ำ (รายละเอียดผลการทดลองอยู่ในบทที่ 9 หัวข้อ 9.4)</w:t>
+        <w:t xml:space="preserve">จึงต้องระบุแหล่งที่มาไว้ </w:t>
+      </w:r>
+      <w:r>
+        <w:rPr>
+          <w:rFonts w:ascii="TH Sarabun New" w:hAnsi="TH Sarabun New" w:cs="TH Sarabun New"/>
+          <w:b/>
+          <w:sz w:val="32"/>
+          <w:szCs w:val="32"/>
+          <w:bCs/>
+        </w:rPr>
+        <w:t>แต่ไม่ได้ใช้ในผลงานที่ส่งมอบ</w:t>
       </w:r>
     </w:p>
     <w:p/>
@@ -1422,7 +1502,7 @@
           <w:sz w:val="32"/>
           <w:szCs w:val="32"/>
         </w:rPr>
-        <w:t>[13] Yang, J., Zhang, H., Li, F., Zou, X., Li, C., &amp; Gao, J. (2023). *Set-of-Mark Prompting</w:t>
+        <w:t>[11] Yang, J., Zhang, H., Li, F., Zou, X., Li, C., &amp; Gao, J. (2023). *Set-of-Mark Prompting</w:t>
       </w:r>
     </w:p>
     <w:p>
@@ -1488,64 +1568,7 @@
           <w:sz w:val="32"/>
           <w:szCs w:val="32"/>
         </w:rPr>
-        <w:t>[14] Liu, S., Zeng, Z., Ren, T., Li, F., Zhang, H., Yang, J., Li, C., Yang, J., Su, H.,</w:t>
-      </w:r>
-    </w:p>
-    <w:p>
-      <w:r>
-        <w:rPr>
-          <w:rFonts w:ascii="TH Sarabun New" w:hAnsi="TH Sarabun New" w:cs="TH Sarabun New"/>
-          <w:b w:val="0"/>
-          <w:sz w:val="32"/>
-          <w:szCs w:val="32"/>
-        </w:rPr>
-        <w:t>Zhu, J., &amp; Zhang, L. (2023). *Grounding DINO: Marrying DINO with Grounded Pre-Training</w:t>
-      </w:r>
-    </w:p>
-    <w:p>
-      <w:r>
-        <w:rPr>
-          <w:rFonts w:ascii="TH Sarabun New" w:hAnsi="TH Sarabun New" w:cs="TH Sarabun New"/>
-          <w:b w:val="0"/>
-          <w:sz w:val="32"/>
-          <w:szCs w:val="32"/>
-        </w:rPr>
-        <w:t>for Open-Set Object Detection.* arXiv:2303.05499. https://arxiv.org/abs/2303.05499</w:t>
-      </w:r>
-    </w:p>
-    <w:p>
-      <w:r>
-        <w:rPr>
-          <w:rFonts w:ascii="TH Sarabun New" w:hAnsi="TH Sarabun New" w:cs="TH Sarabun New"/>
-          <w:b w:val="0"/>
-          <w:sz w:val="32"/>
-          <w:szCs w:val="32"/>
-        </w:rPr>
-        <w:t>— ตัวตรวจจับวัตถุแบบไม่ต้องเทรนที่รับคำสั่งเป็นข้อความ</w:t>
-      </w:r>
-    </w:p>
-    <w:p>
-      <w:r>
-        <w:rPr>
-          <w:rFonts w:ascii="TH Sarabun New" w:hAnsi="TH Sarabun New" w:cs="TH Sarabun New"/>
-          <w:b/>
-          <w:sz w:val="32"/>
-          <w:szCs w:val="32"/>
-          <w:bCs/>
-        </w:rPr>
-        <w:t>ทดลองใช้ชี้ตำแหน่งวัตถุแล้วไม่ได้ใช้ในผลงานสุดท้าย</w:t>
-      </w:r>
-    </w:p>
-    <w:p/>
-    <w:p>
-      <w:r>
-        <w:rPr>
-          <w:rFonts w:ascii="TH Sarabun New" w:hAnsi="TH Sarabun New" w:cs="TH Sarabun New"/>
-          <w:b w:val="0"/>
-          <w:sz w:val="32"/>
-          <w:szCs w:val="32"/>
-        </w:rPr>
-        <w:t>[15] Cheng, T., Song, L., Ge, Y., Liu, W., Wang, X., &amp; Shan, Y. (2024). *YOLO-World:</w:t>
+        <w:t>[12] Cheng, T., Song, L., Ge, Y., Liu, W., Wang, X., &amp; Shan, Y. (2024). *YOLO-World:</w:t>
       </w:r>
     </w:p>
     <w:p>
@@ -1589,7 +1612,7 @@
           <w:sz w:val="32"/>
           <w:szCs w:val="32"/>
         </w:rPr>
-        <w:t xml:space="preserve">— </w:t>
+        <w:t xml:space="preserve">— ตัวตรวจจับวัตถุแบบไม่ต้องเทรน </w:t>
       </w:r>
       <w:r>
         <w:rPr>
@@ -1608,7 +1631,7 @@
           <w:sz w:val="32"/>
           <w:szCs w:val="32"/>
         </w:rPr>
-        <w:t xml:space="preserve"> เพราะแบบจำลองตรวจอุปกรณ์ป้องกันสำเร็จรูปย้ายมาใช้กับฉากนี้ไม่ได้</w:t>
+        <w:t xml:space="preserve"> เพราะแบบจำลองตรวจอุปกรณ์ป้องกัน</w:t>
       </w:r>
     </w:p>
     <w:p>
@@ -1619,32 +1642,7 @@
           <w:sz w:val="32"/>
           <w:szCs w:val="32"/>
         </w:rPr>
-        <w:t>และการเทรนใหม่ขัดกับข้อจำกัดของโครงงานที่ไม่มีชุดข้อมูลติดป้ายกำกับ</w:t>
-      </w:r>
-    </w:p>
-    <w:p/>
-    <w:p>
-      <w:r>
-        <w:rPr>
-          <w:rFonts w:ascii="TH Sarabun New" w:hAnsi="TH Sarabun New" w:cs="TH Sarabun New"/>
-          <w:b/>
-          <w:sz w:val="36"/>
-          <w:szCs w:val="36"/>
-          <w:bCs/>
-        </w:rPr>
-        <w:t>ซอฟต์แวร์และเครื่องมือพื้นฐาน</w:t>
-      </w:r>
-    </w:p>
-    <w:p/>
-    <w:p>
-      <w:r>
-        <w:rPr>
-          <w:rFonts w:ascii="TH Sarabun New" w:hAnsi="TH Sarabun New" w:cs="TH Sarabun New"/>
-          <w:b w:val="0"/>
-          <w:sz w:val="32"/>
-          <w:szCs w:val="32"/>
-        </w:rPr>
-        <w:t>[16] vLLM Project. *vLLM* [ซอฟต์แวร์]. https://github.com/vllm-project/vllm</w:t>
+        <w:t>สำเร็จรูปย้ายมาใช้กับฉากนี้ไม่ได้ และการเทรนใหม่ขัดกับข้อจำกัดของโครงงาน</w:t>
       </w:r>
     </w:p>
     <w:p>
@@ -1655,245 +1653,7 @@
           <w:sz w:val="32"/>
           <w:szCs w:val="32"/>
         </w:rPr>
-        <w:t>— ระบบให้บริการแบบจำลอง (เวอร์ชัน 0.25.0) · สัญญาอนุญาต Apache-2.0 · แนวคิดเบื้องหลังตามรายการ [8]</w:t>
-      </w:r>
-    </w:p>
-    <w:p/>
-    <w:p>
-      <w:r>
-        <w:rPr>
-          <w:rFonts w:ascii="TH Sarabun New" w:hAnsi="TH Sarabun New" w:cs="TH Sarabun New"/>
-          <w:b w:val="0"/>
-          <w:sz w:val="32"/>
-          <w:szCs w:val="32"/>
-        </w:rPr>
-        <w:t>[17] PyTorch Foundation. *PyTorch* [ซอฟต์แวร์]. https://github.com/pytorch/pytorch</w:t>
-      </w:r>
-    </w:p>
-    <w:p>
-      <w:r>
-        <w:rPr>
-          <w:rFonts w:ascii="TH Sarabun New" w:hAnsi="TH Sarabun New" w:cs="TH Sarabun New"/>
-          <w:b w:val="0"/>
-          <w:sz w:val="32"/>
-          <w:szCs w:val="32"/>
-        </w:rPr>
-        <w:t>— รากฐานการคำนวณของ vLLM (เวอร์ชัน 2.11.0+cu130) · สัญญาอนุญาตแบบ BSD</w:t>
-      </w:r>
-    </w:p>
-    <w:p/>
-    <w:p>
-      <w:r>
-        <w:rPr>
-          <w:rFonts w:ascii="TH Sarabun New" w:hAnsi="TH Sarabun New" w:cs="TH Sarabun New"/>
-          <w:b w:val="0"/>
-          <w:sz w:val="32"/>
-          <w:szCs w:val="32"/>
-        </w:rPr>
-        <w:t>[18] FFmpeg. *FFmpeg* [ซอฟต์แวร์]. https://ffmpeg.org</w:t>
-      </w:r>
-    </w:p>
-    <w:p>
-      <w:r>
-        <w:rPr>
-          <w:rFonts w:ascii="TH Sarabun New" w:hAnsi="TH Sarabun New" w:cs="TH Sarabun New"/>
-          <w:b w:val="0"/>
-          <w:sz w:val="32"/>
-          <w:szCs w:val="32"/>
-        </w:rPr>
-        <w:t xml:space="preserve">— ใช้ตัดเฟรมจากวิดีโอ · </w:t>
-      </w:r>
-      <w:r>
-        <w:rPr>
-          <w:rFonts w:ascii="TH Sarabun New" w:hAnsi="TH Sarabun New" w:cs="TH Sarabun New"/>
-          <w:b/>
-          <w:sz w:val="32"/>
-          <w:szCs w:val="32"/>
-          <w:bCs/>
-        </w:rPr>
-        <w:t>หมายเหตุสำคัญ:</w:t>
-      </w:r>
-      <w:r>
-        <w:rPr>
-          <w:rFonts w:ascii="TH Sarabun New" w:hAnsi="TH Sarabun New" w:cs="TH Sarabun New"/>
-          <w:b w:val="0"/>
-          <w:sz w:val="32"/>
-          <w:szCs w:val="32"/>
-        </w:rPr>
-        <w:t xml:space="preserve"> โครงงานนี้ใช้สองวิธีตัดเฟรมที่ให้ผลต่างกัน</w:t>
-      </w:r>
-    </w:p>
-    <w:p>
-      <w:r>
-        <w:rPr>
-          <w:rFonts w:ascii="TH Sarabun New" w:hAnsi="TH Sarabun New" w:cs="TH Sarabun New"/>
-          <w:b w:val="0"/>
-          <w:sz w:val="32"/>
-          <w:szCs w:val="32"/>
-        </w:rPr>
-        <w:t xml:space="preserve">คือ </w:t>
-      </w:r>
-      <w:r>
-        <w:rPr>
-          <w:rFonts w:ascii="Courier New" w:hAnsi="Courier New" w:cs="Courier New"/>
-          <w:b w:val="0"/>
-          <w:sz w:val="28"/>
-          <w:szCs w:val="28"/>
-        </w:rPr>
-        <w:t>-ss &lt;t&gt;</w:t>
-      </w:r>
-      <w:r>
-        <w:rPr>
-          <w:rFonts w:ascii="TH Sarabun New" w:hAnsi="TH Sarabun New" w:cs="TH Sarabun New"/>
-          <w:b w:val="0"/>
-          <w:sz w:val="32"/>
-          <w:szCs w:val="32"/>
-        </w:rPr>
-        <w:t xml:space="preserve"> (สำหรับเฉลยอุปกรณ์ป้องกัน) และ </w:t>
-      </w:r>
-      <w:r>
-        <w:rPr>
-          <w:rFonts w:ascii="Courier New" w:hAnsi="Courier New" w:cs="Courier New"/>
-          <w:b w:val="0"/>
-          <w:sz w:val="28"/>
-          <w:szCs w:val="28"/>
-        </w:rPr>
-        <w:t>-vf fps=1 -start_number 0</w:t>
-      </w:r>
-    </w:p>
-    <w:p>
-      <w:r>
-        <w:rPr>
-          <w:rFonts w:ascii="TH Sarabun New" w:hAnsi="TH Sarabun New" w:cs="TH Sarabun New"/>
-          <w:b w:val="0"/>
-          <w:sz w:val="32"/>
-          <w:szCs w:val="32"/>
-        </w:rPr>
-        <w:t>(สำหรับคำบรรยายและการระบุลัง) ซึ่งได้เฟรมคนละจังหวะกัน และเคยเป็นสาเหตุให้สรุปผลผิด</w:t>
-      </w:r>
-    </w:p>
-    <w:p>
-      <w:r>
-        <w:rPr>
-          <w:rFonts w:ascii="TH Sarabun New" w:hAnsi="TH Sarabun New" w:cs="TH Sarabun New"/>
-          <w:b w:val="0"/>
-          <w:sz w:val="32"/>
-          <w:szCs w:val="32"/>
-        </w:rPr>
-        <w:t>(บทที่ 8 หัวข้อ 8.6)</w:t>
-      </w:r>
-    </w:p>
-    <w:p/>
-    <w:p>
-      <w:r>
-        <w:rPr>
-          <w:rFonts w:ascii="TH Sarabun New" w:hAnsi="TH Sarabun New" w:cs="TH Sarabun New"/>
-          <w:b w:val="0"/>
-          <w:sz w:val="32"/>
-          <w:szCs w:val="32"/>
-        </w:rPr>
-        <w:t>[19] Python Imaging Library (Pillow). *Pillow* [ซอฟต์แวร์]. https://python-pillow.org</w:t>
-      </w:r>
-    </w:p>
-    <w:p>
-      <w:r>
-        <w:rPr>
-          <w:rFonts w:ascii="TH Sarabun New" w:hAnsi="TH Sarabun New" w:cs="TH Sarabun New"/>
-          <w:b w:val="0"/>
-          <w:sz w:val="32"/>
-          <w:szCs w:val="32"/>
-        </w:rPr>
-        <w:t>— ใช้ครอบภาพ ขยายภาพ และประกอบภาพสำหรับตรวจสอบเฉลย</w:t>
-      </w:r>
-    </w:p>
-    <w:p/>
-    <w:p>
-      <w:r>
-        <w:rPr>
-          <w:rFonts w:ascii="TH Sarabun New" w:hAnsi="TH Sarabun New" w:cs="TH Sarabun New"/>
-          <w:b w:val="0"/>
-          <w:sz w:val="32"/>
-          <w:szCs w:val="32"/>
-        </w:rPr>
-        <w:t>[20] Ultralytics. *Ultralytics YOLO* [ซอฟต์แวร์]. https://github.com/ultralytics/ultralytics</w:t>
-      </w:r>
-    </w:p>
-    <w:p>
-      <w:r>
-        <w:rPr>
-          <w:rFonts w:ascii="TH Sarabun New" w:hAnsi="TH Sarabun New" w:cs="TH Sarabun New"/>
-          <w:b w:val="0"/>
-          <w:sz w:val="32"/>
-          <w:szCs w:val="32"/>
-        </w:rPr>
-        <w:t xml:space="preserve">— ใช้ทดลองตัวตรวจจับอุปกรณ์ป้องกันสำเร็จรูปตามรายการ [15] · </w:t>
-      </w:r>
-      <w:r>
-        <w:rPr>
-          <w:rFonts w:ascii="TH Sarabun New" w:hAnsi="TH Sarabun New" w:cs="TH Sarabun New"/>
-          <w:b/>
-          <w:sz w:val="32"/>
-          <w:szCs w:val="32"/>
-          <w:bCs/>
-        </w:rPr>
-        <w:t>ไม่ได้ใช้ในผลงานสุดท้าย</w:t>
-      </w:r>
-    </w:p>
-    <w:p/>
-    <w:p>
-      <w:r>
-        <w:rPr>
-          <w:rFonts w:ascii="TH Sarabun New" w:hAnsi="TH Sarabun New" w:cs="TH Sarabun New"/>
-          <w:b w:val="0"/>
-          <w:sz w:val="32"/>
-          <w:szCs w:val="32"/>
-        </w:rPr>
-        <w:t>[21] Vast.ai. *Vast.ai* [บริการ]. https://vast.ai</w:t>
-      </w:r>
-    </w:p>
-    <w:p>
-      <w:r>
-        <w:rPr>
-          <w:rFonts w:ascii="TH Sarabun New" w:hAnsi="TH Sarabun New" w:cs="TH Sarabun New"/>
-          <w:b w:val="0"/>
-          <w:sz w:val="32"/>
-          <w:szCs w:val="32"/>
-        </w:rPr>
-        <w:t>— บริการเช่าเครื่องที่มีการ์ดจอรายชั่วโมง ใช้รันและวัดผลทั้งหมด</w:t>
-      </w:r>
-    </w:p>
-    <w:p>
-      <w:r>
-        <w:rPr>
-          <w:rFonts w:ascii="TH Sarabun New" w:hAnsi="TH Sarabun New" w:cs="TH Sarabun New"/>
-          <w:b w:val="0"/>
-          <w:sz w:val="32"/>
-          <w:szCs w:val="32"/>
-        </w:rPr>
-        <w:t>ข้อควรระวังที่พบจากการใช้บริการนี้อยู่ในบทที่ 8 หัวข้อ 8.5</w:t>
-      </w:r>
-    </w:p>
-    <w:p/>
-    <w:p>
-      <w:r>
-        <w:rPr>
-          <w:rFonts w:ascii="TH Sarabun New" w:hAnsi="TH Sarabun New" w:cs="TH Sarabun New"/>
-          <w:b w:val="0"/>
-          <w:sz w:val="32"/>
-          <w:szCs w:val="32"/>
-        </w:rPr>
-        <w:t>[22] Hugging Face. *Hugging Face Hub* [บริการ]. https://huggingface.co</w:t>
-      </w:r>
-    </w:p>
-    <w:p>
-      <w:r>
-        <w:rPr>
-          <w:rFonts w:ascii="TH Sarabun New" w:hAnsi="TH Sarabun New" w:cs="TH Sarabun New"/>
-          <w:b w:val="0"/>
-          <w:sz w:val="32"/>
-          <w:szCs w:val="32"/>
-        </w:rPr>
-        <w:t>— แหล่งดาวน์โหลดน้ำหนักแบบจำลองตามรายการ [1], [5] และ [10]</w:t>
+        <w:t>ที่ไม่มีชุดข้อมูลติดป้ายกำกับ</w:t>
       </w:r>
     </w:p>
     <w:p/>
